--- a/Deliverables/GPT-2 Model.docx
+++ b/Deliverables/GPT-2 Model.docx
@@ -2,7 +2,1581 @@
 <file path=word/document.xml><?xml version="1.0" encoding="utf-8"?>
 <w:document xmlns:wpc="http://schemas.microsoft.com/office/word/2010/wordprocessingCanvas" xmlns:cx="http://schemas.microsoft.com/office/drawing/2014/chartex" xmlns:cx1="http://schemas.microsoft.com/office/drawing/2015/9/8/chartex" xmlns:cx2="http://schemas.microsoft.com/office/drawing/2015/10/21/chartex" xmlns:cx3="http://schemas.microsoft.com/office/drawing/2016/5/9/chartex" xmlns:cx4="http://schemas.microsoft.com/office/drawing/2016/5/10/chartex" xmlns:cx5="http://schemas.microsoft.com/office/drawing/2016/5/11/chartex" xmlns:cx6="http://schemas.microsoft.com/office/drawing/2016/5/12/chartex" xmlns:cx7="http://schemas.microsoft.com/office/drawing/2016/5/13/chartex" xmlns:cx8="http://schemas.microsoft.com/office/drawing/2016/5/14/chartex" xmlns:mc="http://schemas.openxmlformats.org/markup-compatibility/2006" xmlns:m="http://schemas.openxmlformats.org/officeDocument/2006/math" xmlns:aink="http://schemas.microsoft.com/office/drawing/2016/ink" xmlns:am3d="http://schemas.microsoft.com/office/drawing/2017/model3d" xmlns:oel="http://schemas.microsoft.com/office/2019/extlst" xmlns:r="http://schemas.openxmlformats.org/officeDocument/2006/relationships" xmlns:wp14="http://schemas.microsoft.com/office/word/2010/wordprocessingDrawing" xmlns:wp="http://schemas.openxmlformats.org/drawingml/2006/wordprocessingDrawing" xmlns:wpg="http://schemas.microsoft.com/office/word/2010/wordprocessingGroup" xmlns:wpi="http://schemas.microsoft.com/office/word/2010/wordprocessingInk" xmlns:wps="http://schemas.microsoft.com/office/word/2010/wordprocessingShape" xmlns:o="urn:schemas-microsoft-com:office:office" xmlns:v="urn:schemas-microsoft-com:vml" xmlns:w10="urn:schemas-microsoft-com:office:word" xmlns:w="http://schemas.openxmlformats.org/wordprocessingml/2006/main" xmlns:w14="http://schemas.microsoft.com/office/word/2010/wordml" xmlns:w15="http://schemas.microsoft.com/office/word/2012/wordml" xmlns:w16cex="http://schemas.microsoft.com/office/word/2018/wordml/cex" xmlns:w16cid="http://schemas.microsoft.com/office/word/2016/wordml/cid" xmlns:w16="http://schemas.microsoft.com/office/word/2018/wordml" xmlns:w16sdtdh="http://schemas.microsoft.com/office/word/2020/wordml/sdtdatahash" xmlns:w16sdtfl="http://schemas.microsoft.com/office/word/2024/wordml/sdtformatlock" xmlns:w16se="http://schemas.microsoft.com/office/word/2015/wordml/symex" xmlns:w16du="http://schemas.microsoft.com/office/word/2023/wordml/word16du" xmlns:wne="http://schemas.microsoft.com/office/word/2006/wordml" mc:Ignorable="w14 w15 w16se w16cid w16 w16cex w16sdtdh w16sdtfl w16du wp14">
   <w:body>
-    <w:p/>
+    <w:p>
+      <w:pPr>
+        <w:rPr>
+          <w:rFonts w:ascii="Times New Roman" w:hAnsi="Times New Roman" w:cs="Times New Roman"/>
+        </w:rPr>
+      </w:pPr>
+      <w:r>
+        <w:rPr>
+          <w:rFonts w:ascii="Times New Roman" w:hAnsi="Times New Roman" w:cs="Times New Roman" w:hint="cs"/>
+        </w:rPr>
+        <w:t>Model</w:t>
+      </w:r>
+      <w:r>
+        <w:rPr>
+          <w:rFonts w:ascii="Times New Roman" w:hAnsi="Times New Roman" w:cs="Times New Roman"/>
+        </w:rPr>
+        <w:t>.py</w:t>
+      </w:r>
+    </w:p>
+    <w:p>
+      <w:pPr>
+        <w:rPr>
+          <w:rFonts w:ascii="Times New Roman" w:hAnsi="Times New Roman" w:cs="Times New Roman"/>
+        </w:rPr>
+      </w:pPr>
+      <w:proofErr w:type="spellStart"/>
+      <w:r>
+        <w:rPr>
+          <w:rFonts w:ascii="Times New Roman" w:hAnsi="Times New Roman" w:cs="Times New Roman"/>
+        </w:rPr>
+        <w:t>n_layer</w:t>
+      </w:r>
+      <w:proofErr w:type="spellEnd"/>
+      <w:r>
+        <w:rPr>
+          <w:rFonts w:ascii="Times New Roman" w:hAnsi="Times New Roman" w:cs="Times New Roman"/>
+        </w:rPr>
+        <w:t>:    12</w:t>
+      </w:r>
+    </w:p>
+    <w:p>
+      <w:pPr>
+        <w:rPr>
+          <w:rFonts w:ascii="Times New Roman" w:hAnsi="Times New Roman" w:cs="Times New Roman"/>
+        </w:rPr>
+      </w:pPr>
+      <w:proofErr w:type="spellStart"/>
+      <w:r>
+        <w:rPr>
+          <w:rFonts w:ascii="Times New Roman" w:hAnsi="Times New Roman" w:cs="Times New Roman"/>
+        </w:rPr>
+        <w:t>n_head</w:t>
+      </w:r>
+      <w:proofErr w:type="spellEnd"/>
+      <w:r>
+        <w:rPr>
+          <w:rFonts w:ascii="Times New Roman" w:hAnsi="Times New Roman" w:cs="Times New Roman"/>
+        </w:rPr>
+        <w:t>:     12</w:t>
+      </w:r>
+    </w:p>
+    <w:p>
+      <w:pPr>
+        <w:rPr>
+          <w:rFonts w:ascii="Times New Roman" w:hAnsi="Times New Roman" w:cs="Times New Roman"/>
+        </w:rPr>
+      </w:pPr>
+      <w:proofErr w:type="spellStart"/>
+      <w:r>
+        <w:rPr>
+          <w:rFonts w:ascii="Times New Roman" w:hAnsi="Times New Roman" w:cs="Times New Roman"/>
+        </w:rPr>
+        <w:t>n_embd</w:t>
+      </w:r>
+      <w:proofErr w:type="spellEnd"/>
+      <w:r>
+        <w:rPr>
+          <w:rFonts w:ascii="Times New Roman" w:hAnsi="Times New Roman" w:cs="Times New Roman"/>
+        </w:rPr>
+        <w:t>:     768</w:t>
+      </w:r>
+    </w:p>
+    <w:p>
+      <w:pPr>
+        <w:rPr>
+          <w:rFonts w:ascii="Times New Roman" w:hAnsi="Times New Roman" w:cs="Times New Roman"/>
+        </w:rPr>
+      </w:pPr>
+      <w:proofErr w:type="spellStart"/>
+      <w:r>
+        <w:rPr>
+          <w:rFonts w:ascii="Times New Roman" w:hAnsi="Times New Roman" w:cs="Times New Roman"/>
+        </w:rPr>
+        <w:t>head_dim</w:t>
+      </w:r>
+      <w:proofErr w:type="spellEnd"/>
+      <w:r>
+        <w:rPr>
+          <w:rFonts w:ascii="Times New Roman" w:hAnsi="Times New Roman" w:cs="Times New Roman"/>
+        </w:rPr>
+        <w:t>:   64</w:t>
+      </w:r>
+      <w:proofErr w:type="gramStart"/>
+      <w:r>
+        <w:rPr>
+          <w:rFonts w:ascii="Times New Roman" w:hAnsi="Times New Roman" w:cs="Times New Roman"/>
+        </w:rPr>
+        <w:t xml:space="preserve">   (</w:t>
+      </w:r>
+      <w:proofErr w:type="spellStart"/>
+      <w:proofErr w:type="gramEnd"/>
+      <w:r>
+        <w:rPr>
+          <w:rFonts w:ascii="Times New Roman" w:hAnsi="Times New Roman" w:cs="Times New Roman"/>
+        </w:rPr>
+        <w:t>n_embd</w:t>
+      </w:r>
+      <w:proofErr w:type="spellEnd"/>
+      <w:r>
+        <w:rPr>
+          <w:rFonts w:ascii="Times New Roman" w:hAnsi="Times New Roman" w:cs="Times New Roman"/>
+        </w:rPr>
+        <w:t xml:space="preserve"> / </w:t>
+      </w:r>
+      <w:proofErr w:type="spellStart"/>
+      <w:r>
+        <w:rPr>
+          <w:rFonts w:ascii="Times New Roman" w:hAnsi="Times New Roman" w:cs="Times New Roman"/>
+        </w:rPr>
+        <w:t>n_head</w:t>
+      </w:r>
+      <w:proofErr w:type="spellEnd"/>
+      <w:r>
+        <w:rPr>
+          <w:rFonts w:ascii="Times New Roman" w:hAnsi="Times New Roman" w:cs="Times New Roman"/>
+        </w:rPr>
+        <w:t>)</w:t>
+      </w:r>
+    </w:p>
+    <w:p>
+      <w:pPr>
+        <w:rPr>
+          <w:rFonts w:ascii="Times New Roman" w:hAnsi="Times New Roman" w:cs="Times New Roman"/>
+        </w:rPr>
+      </w:pPr>
+      <w:proofErr w:type="spellStart"/>
+      <w:r>
+        <w:rPr>
+          <w:rFonts w:ascii="Times New Roman" w:hAnsi="Times New Roman" w:cs="Times New Roman"/>
+        </w:rPr>
+        <w:t>n_positions</w:t>
+      </w:r>
+      <w:proofErr w:type="spellEnd"/>
+      <w:r>
+        <w:rPr>
+          <w:rFonts w:ascii="Times New Roman" w:hAnsi="Times New Roman" w:cs="Times New Roman"/>
+        </w:rPr>
+        <w:t xml:space="preserve"> (max context): 1024</w:t>
+      </w:r>
+    </w:p>
+    <w:p>
+      <w:pPr>
+        <w:rPr>
+          <w:rFonts w:ascii="Times New Roman" w:hAnsi="Times New Roman" w:cs="Times New Roman"/>
+        </w:rPr>
+      </w:pPr>
+    </w:p>
+    <w:p>
+      <w:pPr>
+        <w:rPr>
+          <w:rFonts w:ascii="Times New Roman" w:hAnsi="Times New Roman" w:cs="Times New Roman"/>
+        </w:rPr>
+      </w:pPr>
+      <w:r>
+        <w:rPr>
+          <w:rFonts w:ascii="Times New Roman" w:hAnsi="Times New Roman" w:cs="Times New Roman"/>
+        </w:rPr>
+        <w:t>2 * 12 layers * 12 heads * 64 head dim * 4 bytes = 73728</w:t>
+      </w:r>
+    </w:p>
+    <w:p>
+      <w:pPr>
+        <w:rPr>
+          <w:rFonts w:ascii="Times New Roman" w:hAnsi="Times New Roman" w:cs="Times New Roman"/>
+        </w:rPr>
+      </w:pPr>
+      <w:r>
+        <w:rPr>
+          <w:rFonts w:ascii="Times New Roman" w:hAnsi="Times New Roman" w:cs="Times New Roman"/>
+        </w:rPr>
+        <w:t>prompt.py</w:t>
+      </w:r>
+    </w:p>
+    <w:p>
+      <w:pPr>
+        <w:rPr>
+          <w:rFonts w:ascii="Times New Roman" w:hAnsi="Times New Roman" w:cs="Times New Roman"/>
+        </w:rPr>
+      </w:pPr>
+      <w:r>
+        <w:rPr>
+          <w:rFonts w:ascii="Times New Roman" w:hAnsi="Times New Roman" w:cs="Times New Roman"/>
+        </w:rPr>
+        <w:t>Prompt: 'This is the research for LLM architecture</w:t>
+      </w:r>
+      <w:proofErr w:type="gramStart"/>
+      <w:r>
+        <w:rPr>
+          <w:rFonts w:ascii="Times New Roman" w:hAnsi="Times New Roman" w:cs="Times New Roman"/>
+        </w:rPr>
+        <w:t>'  (</w:t>
+      </w:r>
+      <w:proofErr w:type="gramEnd"/>
+      <w:r>
+        <w:rPr>
+          <w:rFonts w:ascii="Times New Roman" w:hAnsi="Times New Roman" w:cs="Times New Roman"/>
+        </w:rPr>
+        <w:t>8 tokens)</w:t>
+      </w:r>
+    </w:p>
+    <w:p>
+      <w:pPr>
+        <w:rPr>
+          <w:rFonts w:ascii="Times New Roman" w:hAnsi="Times New Roman" w:cs="Times New Roman"/>
+        </w:rPr>
+      </w:pPr>
+    </w:p>
+    <w:p>
+      <w:pPr>
+        <w:rPr>
+          <w:rFonts w:ascii="Times New Roman" w:hAnsi="Times New Roman" w:cs="Times New Roman"/>
+        </w:rPr>
+      </w:pPr>
+      <w:r>
+        <w:rPr>
+          <w:rFonts w:ascii="Times New Roman" w:hAnsi="Times New Roman" w:cs="Times New Roman"/>
+        </w:rPr>
+        <w:t>type(</w:t>
+      </w:r>
+      <w:proofErr w:type="spellStart"/>
+      <w:r>
+        <w:rPr>
+          <w:rFonts w:ascii="Times New Roman" w:hAnsi="Times New Roman" w:cs="Times New Roman"/>
+        </w:rPr>
+        <w:t>past_key_values</w:t>
+      </w:r>
+      <w:proofErr w:type="spellEnd"/>
+      <w:r>
+        <w:rPr>
+          <w:rFonts w:ascii="Times New Roman" w:hAnsi="Times New Roman" w:cs="Times New Roman"/>
+        </w:rPr>
+        <w:t>): &lt;class '</w:t>
+      </w:r>
+      <w:proofErr w:type="spellStart"/>
+      <w:proofErr w:type="gramStart"/>
+      <w:r>
+        <w:rPr>
+          <w:rFonts w:ascii="Times New Roman" w:hAnsi="Times New Roman" w:cs="Times New Roman"/>
+        </w:rPr>
+        <w:t>transformers.cache</w:t>
+      </w:r>
+      <w:proofErr w:type="gramEnd"/>
+      <w:r>
+        <w:rPr>
+          <w:rFonts w:ascii="Times New Roman" w:hAnsi="Times New Roman" w:cs="Times New Roman"/>
+        </w:rPr>
+        <w:t>_</w:t>
+      </w:r>
+      <w:proofErr w:type="gramStart"/>
+      <w:r>
+        <w:rPr>
+          <w:rFonts w:ascii="Times New Roman" w:hAnsi="Times New Roman" w:cs="Times New Roman"/>
+        </w:rPr>
+        <w:t>utils.DynamicCache</w:t>
+      </w:r>
+      <w:proofErr w:type="spellEnd"/>
+      <w:proofErr w:type="gramEnd"/>
+      <w:r>
+        <w:rPr>
+          <w:rFonts w:ascii="Times New Roman" w:hAnsi="Times New Roman" w:cs="Times New Roman"/>
+        </w:rPr>
+        <w:t>'&gt;</w:t>
+      </w:r>
+    </w:p>
+    <w:p>
+      <w:pPr>
+        <w:rPr>
+          <w:rFonts w:ascii="Times New Roman" w:hAnsi="Times New Roman" w:cs="Times New Roman"/>
+        </w:rPr>
+      </w:pPr>
+      <w:r>
+        <w:rPr>
+          <w:rFonts w:ascii="Times New Roman" w:hAnsi="Times New Roman" w:cs="Times New Roman"/>
+        </w:rPr>
+        <w:t>attributes: ['</w:t>
+      </w:r>
+      <w:proofErr w:type="spellStart"/>
+      <w:r>
+        <w:rPr>
+          <w:rFonts w:ascii="Times New Roman" w:hAnsi="Times New Roman" w:cs="Times New Roman"/>
+        </w:rPr>
+        <w:t>activate_past_recording</w:t>
+      </w:r>
+      <w:proofErr w:type="spellEnd"/>
+      <w:r>
+        <w:rPr>
+          <w:rFonts w:ascii="Times New Roman" w:hAnsi="Times New Roman" w:cs="Times New Roman"/>
+        </w:rPr>
+        <w:t>', '</w:t>
+      </w:r>
+      <w:proofErr w:type="spellStart"/>
+      <w:r>
+        <w:rPr>
+          <w:rFonts w:ascii="Times New Roman" w:hAnsi="Times New Roman" w:cs="Times New Roman"/>
+        </w:rPr>
+        <w:t>batch_repeat_interleave</w:t>
+      </w:r>
+      <w:proofErr w:type="spellEnd"/>
+      <w:r>
+        <w:rPr>
+          <w:rFonts w:ascii="Times New Roman" w:hAnsi="Times New Roman" w:cs="Times New Roman"/>
+        </w:rPr>
+        <w:t>', '</w:t>
+      </w:r>
+      <w:proofErr w:type="spellStart"/>
+      <w:r>
+        <w:rPr>
+          <w:rFonts w:ascii="Times New Roman" w:hAnsi="Times New Roman" w:cs="Times New Roman"/>
+        </w:rPr>
+        <w:t>batch_select_indices</w:t>
+      </w:r>
+      <w:proofErr w:type="spellEnd"/>
+      <w:r>
+        <w:rPr>
+          <w:rFonts w:ascii="Times New Roman" w:hAnsi="Times New Roman" w:cs="Times New Roman"/>
+        </w:rPr>
+        <w:t>', '</w:t>
+      </w:r>
+      <w:proofErr w:type="spellStart"/>
+      <w:r>
+        <w:rPr>
+          <w:rFonts w:ascii="Times New Roman" w:hAnsi="Times New Roman" w:cs="Times New Roman"/>
+        </w:rPr>
+        <w:t>batch_size</w:t>
+      </w:r>
+      <w:proofErr w:type="spellEnd"/>
+      <w:r>
+        <w:rPr>
+          <w:rFonts w:ascii="Times New Roman" w:hAnsi="Times New Roman" w:cs="Times New Roman"/>
+        </w:rPr>
+        <w:t>', 'crop', '</w:t>
+      </w:r>
+      <w:proofErr w:type="spellStart"/>
+      <w:r>
+        <w:rPr>
+          <w:rFonts w:ascii="Times New Roman" w:hAnsi="Times New Roman" w:cs="Times New Roman"/>
+        </w:rPr>
+        <w:t>early_initialization</w:t>
+      </w:r>
+      <w:proofErr w:type="spellEnd"/>
+      <w:r>
+        <w:rPr>
+          <w:rFonts w:ascii="Times New Roman" w:hAnsi="Times New Roman" w:cs="Times New Roman"/>
+        </w:rPr>
+        <w:t>', '</w:t>
+      </w:r>
+      <w:proofErr w:type="spellStart"/>
+      <w:r>
+        <w:rPr>
+          <w:rFonts w:ascii="Times New Roman" w:hAnsi="Times New Roman" w:cs="Times New Roman"/>
+        </w:rPr>
+        <w:t>get_mask_sizes</w:t>
+      </w:r>
+      <w:proofErr w:type="spellEnd"/>
+      <w:r>
+        <w:rPr>
+          <w:rFonts w:ascii="Times New Roman" w:hAnsi="Times New Roman" w:cs="Times New Roman"/>
+        </w:rPr>
+        <w:t>', '</w:t>
+      </w:r>
+      <w:proofErr w:type="spellStart"/>
+      <w:r>
+        <w:rPr>
+          <w:rFonts w:ascii="Times New Roman" w:hAnsi="Times New Roman" w:cs="Times New Roman"/>
+        </w:rPr>
+        <w:t>get_max_cache_shape</w:t>
+      </w:r>
+      <w:proofErr w:type="spellEnd"/>
+      <w:r>
+        <w:rPr>
+          <w:rFonts w:ascii="Times New Roman" w:hAnsi="Times New Roman" w:cs="Times New Roman"/>
+        </w:rPr>
+        <w:t>', '</w:t>
+      </w:r>
+      <w:proofErr w:type="spellStart"/>
+      <w:r>
+        <w:rPr>
+          <w:rFonts w:ascii="Times New Roman" w:hAnsi="Times New Roman" w:cs="Times New Roman"/>
+        </w:rPr>
+        <w:t>get_max_length</w:t>
+      </w:r>
+      <w:proofErr w:type="spellEnd"/>
+      <w:r>
+        <w:rPr>
+          <w:rFonts w:ascii="Times New Roman" w:hAnsi="Times New Roman" w:cs="Times New Roman"/>
+        </w:rPr>
+        <w:t>', '</w:t>
+      </w:r>
+      <w:proofErr w:type="spellStart"/>
+      <w:r>
+        <w:rPr>
+          <w:rFonts w:ascii="Times New Roman" w:hAnsi="Times New Roman" w:cs="Times New Roman"/>
+        </w:rPr>
+        <w:t>get_query_offset</w:t>
+      </w:r>
+      <w:proofErr w:type="spellEnd"/>
+      <w:r>
+        <w:rPr>
+          <w:rFonts w:ascii="Times New Roman" w:hAnsi="Times New Roman" w:cs="Times New Roman"/>
+        </w:rPr>
+        <w:t>', '</w:t>
+      </w:r>
+      <w:proofErr w:type="spellStart"/>
+      <w:r>
+        <w:rPr>
+          <w:rFonts w:ascii="Times New Roman" w:hAnsi="Times New Roman" w:cs="Times New Roman"/>
+        </w:rPr>
+        <w:t>get_seq_length</w:t>
+      </w:r>
+      <w:proofErr w:type="spellEnd"/>
+      <w:r>
+        <w:rPr>
+          <w:rFonts w:ascii="Times New Roman" w:hAnsi="Times New Roman" w:cs="Times New Roman"/>
+        </w:rPr>
+        <w:t>', '</w:t>
+      </w:r>
+      <w:proofErr w:type="spellStart"/>
+      <w:r>
+        <w:rPr>
+          <w:rFonts w:ascii="Times New Roman" w:hAnsi="Times New Roman" w:cs="Times New Roman"/>
+        </w:rPr>
+        <w:t>has_previous_state</w:t>
+      </w:r>
+      <w:proofErr w:type="spellEnd"/>
+      <w:r>
+        <w:rPr>
+          <w:rFonts w:ascii="Times New Roman" w:hAnsi="Times New Roman" w:cs="Times New Roman"/>
+        </w:rPr>
+        <w:t>', '</w:t>
+      </w:r>
+      <w:proofErr w:type="spellStart"/>
+      <w:r>
+        <w:rPr>
+          <w:rFonts w:ascii="Times New Roman" w:hAnsi="Times New Roman" w:cs="Times New Roman"/>
+        </w:rPr>
+        <w:t>is_compileable</w:t>
+      </w:r>
+      <w:proofErr w:type="spellEnd"/>
+      <w:r>
+        <w:rPr>
+          <w:rFonts w:ascii="Times New Roman" w:hAnsi="Times New Roman" w:cs="Times New Roman"/>
+        </w:rPr>
+        <w:t>', '</w:t>
+      </w:r>
+      <w:proofErr w:type="spellStart"/>
+      <w:r>
+        <w:rPr>
+          <w:rFonts w:ascii="Times New Roman" w:hAnsi="Times New Roman" w:cs="Times New Roman"/>
+        </w:rPr>
+        <w:t>is_croppable</w:t>
+      </w:r>
+      <w:proofErr w:type="spellEnd"/>
+      <w:r>
+        <w:rPr>
+          <w:rFonts w:ascii="Times New Roman" w:hAnsi="Times New Roman" w:cs="Times New Roman"/>
+        </w:rPr>
+        <w:t>', '</w:t>
+      </w:r>
+      <w:proofErr w:type="spellStart"/>
+      <w:r>
+        <w:rPr>
+          <w:rFonts w:ascii="Times New Roman" w:hAnsi="Times New Roman" w:cs="Times New Roman"/>
+        </w:rPr>
+        <w:t>is_initialized</w:t>
+      </w:r>
+      <w:proofErr w:type="spellEnd"/>
+      <w:r>
+        <w:rPr>
+          <w:rFonts w:ascii="Times New Roman" w:hAnsi="Times New Roman" w:cs="Times New Roman"/>
+        </w:rPr>
+        <w:t>', '</w:t>
+      </w:r>
+      <w:proofErr w:type="spellStart"/>
+      <w:r>
+        <w:rPr>
+          <w:rFonts w:ascii="Times New Roman" w:hAnsi="Times New Roman" w:cs="Times New Roman"/>
+        </w:rPr>
+        <w:t>is_linear</w:t>
+      </w:r>
+      <w:proofErr w:type="spellEnd"/>
+      <w:r>
+        <w:rPr>
+          <w:rFonts w:ascii="Times New Roman" w:hAnsi="Times New Roman" w:cs="Times New Roman"/>
+        </w:rPr>
+        <w:t>', '</w:t>
+      </w:r>
+      <w:proofErr w:type="spellStart"/>
+      <w:r>
+        <w:rPr>
+          <w:rFonts w:ascii="Times New Roman" w:hAnsi="Times New Roman" w:cs="Times New Roman"/>
+        </w:rPr>
+        <w:t>is_sliding</w:t>
+      </w:r>
+      <w:proofErr w:type="spellEnd"/>
+      <w:r>
+        <w:rPr>
+          <w:rFonts w:ascii="Times New Roman" w:hAnsi="Times New Roman" w:cs="Times New Roman"/>
+        </w:rPr>
+        <w:t>', '</w:t>
+      </w:r>
+      <w:proofErr w:type="spellStart"/>
+      <w:r>
+        <w:rPr>
+          <w:rFonts w:ascii="Times New Roman" w:hAnsi="Times New Roman" w:cs="Times New Roman"/>
+        </w:rPr>
+        <w:t>layer_class_to_replicate</w:t>
+      </w:r>
+      <w:proofErr w:type="spellEnd"/>
+      <w:r>
+        <w:rPr>
+          <w:rFonts w:ascii="Times New Roman" w:hAnsi="Times New Roman" w:cs="Times New Roman"/>
+        </w:rPr>
+        <w:t>', 'layers', '</w:t>
+      </w:r>
+      <w:proofErr w:type="spellStart"/>
+      <w:r>
+        <w:rPr>
+          <w:rFonts w:ascii="Times New Roman" w:hAnsi="Times New Roman" w:cs="Times New Roman"/>
+        </w:rPr>
+        <w:t>max_batch_size</w:t>
+      </w:r>
+      <w:proofErr w:type="spellEnd"/>
+      <w:r>
+        <w:rPr>
+          <w:rFonts w:ascii="Times New Roman" w:hAnsi="Times New Roman" w:cs="Times New Roman"/>
+        </w:rPr>
+        <w:t>', '</w:t>
+      </w:r>
+      <w:proofErr w:type="spellStart"/>
+      <w:r>
+        <w:rPr>
+          <w:rFonts w:ascii="Times New Roman" w:hAnsi="Times New Roman" w:cs="Times New Roman"/>
+        </w:rPr>
+        <w:t>max_cache_len</w:t>
+      </w:r>
+      <w:proofErr w:type="spellEnd"/>
+      <w:r>
+        <w:rPr>
+          <w:rFonts w:ascii="Times New Roman" w:hAnsi="Times New Roman" w:cs="Times New Roman"/>
+        </w:rPr>
+        <w:t>', 'offload', 'offloading', 'prefetch', '</w:t>
+      </w:r>
+      <w:proofErr w:type="spellStart"/>
+      <w:r>
+        <w:rPr>
+          <w:rFonts w:ascii="Times New Roman" w:hAnsi="Times New Roman" w:cs="Times New Roman"/>
+        </w:rPr>
+        <w:t>reorder_cache</w:t>
+      </w:r>
+      <w:proofErr w:type="spellEnd"/>
+      <w:r>
+        <w:rPr>
+          <w:rFonts w:ascii="Times New Roman" w:hAnsi="Times New Roman" w:cs="Times New Roman"/>
+        </w:rPr>
+        <w:t>', 'reset', 'update', '</w:t>
+      </w:r>
+      <w:proofErr w:type="spellStart"/>
+      <w:r>
+        <w:rPr>
+          <w:rFonts w:ascii="Times New Roman" w:hAnsi="Times New Roman" w:cs="Times New Roman"/>
+        </w:rPr>
+        <w:t>update_conv_state</w:t>
+      </w:r>
+      <w:proofErr w:type="spellEnd"/>
+      <w:r>
+        <w:rPr>
+          <w:rFonts w:ascii="Times New Roman" w:hAnsi="Times New Roman" w:cs="Times New Roman"/>
+        </w:rPr>
+        <w:t>', '</w:t>
+      </w:r>
+      <w:proofErr w:type="spellStart"/>
+      <w:r>
+        <w:rPr>
+          <w:rFonts w:ascii="Times New Roman" w:hAnsi="Times New Roman" w:cs="Times New Roman"/>
+        </w:rPr>
+        <w:t>update_indexer</w:t>
+      </w:r>
+      <w:proofErr w:type="spellEnd"/>
+      <w:r>
+        <w:rPr>
+          <w:rFonts w:ascii="Times New Roman" w:hAnsi="Times New Roman" w:cs="Times New Roman"/>
+        </w:rPr>
+        <w:t>', '</w:t>
+      </w:r>
+      <w:proofErr w:type="spellStart"/>
+      <w:r>
+        <w:rPr>
+          <w:rFonts w:ascii="Times New Roman" w:hAnsi="Times New Roman" w:cs="Times New Roman"/>
+        </w:rPr>
+        <w:t>update_recurrent_state</w:t>
+      </w:r>
+      <w:proofErr w:type="spellEnd"/>
+      <w:r>
+        <w:rPr>
+          <w:rFonts w:ascii="Times New Roman" w:hAnsi="Times New Roman" w:cs="Times New Roman"/>
+        </w:rPr>
+        <w:t>']</w:t>
+      </w:r>
+    </w:p>
+    <w:p>
+      <w:pPr>
+        <w:rPr>
+          <w:rFonts w:ascii="Times New Roman" w:hAnsi="Times New Roman" w:cs="Times New Roman"/>
+        </w:rPr>
+      </w:pPr>
+    </w:p>
+    <w:p>
+      <w:pPr>
+        <w:rPr>
+          <w:rFonts w:ascii="Times New Roman" w:hAnsi="Times New Roman" w:cs="Times New Roman"/>
+        </w:rPr>
+      </w:pPr>
+      <w:r>
+        <w:rPr>
+          <w:rFonts w:ascii="Times New Roman" w:hAnsi="Times New Roman" w:cs="Times New Roman"/>
+        </w:rPr>
+        <w:t xml:space="preserve">Layer 0 key shape:   </w:t>
+      </w:r>
+      <w:proofErr w:type="spellStart"/>
+      <w:proofErr w:type="gramStart"/>
+      <w:r>
+        <w:rPr>
+          <w:rFonts w:ascii="Times New Roman" w:hAnsi="Times New Roman" w:cs="Times New Roman"/>
+        </w:rPr>
+        <w:t>torch.Size</w:t>
+      </w:r>
+      <w:proofErr w:type="spellEnd"/>
+      <w:proofErr w:type="gramEnd"/>
+      <w:r>
+        <w:rPr>
+          <w:rFonts w:ascii="Times New Roman" w:hAnsi="Times New Roman" w:cs="Times New Roman"/>
+        </w:rPr>
+        <w:t>([1, 12, 8, 64])</w:t>
+      </w:r>
+    </w:p>
+    <w:p>
+      <w:pPr>
+        <w:rPr>
+          <w:rFonts w:ascii="Times New Roman" w:hAnsi="Times New Roman" w:cs="Times New Roman"/>
+        </w:rPr>
+      </w:pPr>
+      <w:r>
+        <w:rPr>
+          <w:rFonts w:ascii="Times New Roman" w:hAnsi="Times New Roman" w:cs="Times New Roman"/>
+        </w:rPr>
+        <w:t xml:space="preserve">Layer 0 value shape: </w:t>
+      </w:r>
+      <w:proofErr w:type="spellStart"/>
+      <w:proofErr w:type="gramStart"/>
+      <w:r>
+        <w:rPr>
+          <w:rFonts w:ascii="Times New Roman" w:hAnsi="Times New Roman" w:cs="Times New Roman"/>
+        </w:rPr>
+        <w:t>torch.Size</w:t>
+      </w:r>
+      <w:proofErr w:type="spellEnd"/>
+      <w:proofErr w:type="gramEnd"/>
+      <w:r>
+        <w:rPr>
+          <w:rFonts w:ascii="Times New Roman" w:hAnsi="Times New Roman" w:cs="Times New Roman"/>
+        </w:rPr>
+        <w:t>([1, 12, 8, 64])</w:t>
+      </w:r>
+    </w:p>
+    <w:p>
+      <w:pPr>
+        <w:rPr>
+          <w:rFonts w:ascii="Times New Roman" w:hAnsi="Times New Roman" w:cs="Times New Roman"/>
+        </w:rPr>
+      </w:pPr>
+      <w:r>
+        <w:rPr>
+          <w:rFonts w:ascii="Times New Roman" w:hAnsi="Times New Roman" w:cs="Times New Roman"/>
+        </w:rPr>
+        <w:t xml:space="preserve">Layer 0 key </w:t>
+      </w:r>
+      <w:proofErr w:type="spellStart"/>
+      <w:r>
+        <w:rPr>
+          <w:rFonts w:ascii="Times New Roman" w:hAnsi="Times New Roman" w:cs="Times New Roman"/>
+        </w:rPr>
+        <w:t>dtype</w:t>
+      </w:r>
+      <w:proofErr w:type="spellEnd"/>
+      <w:r>
+        <w:rPr>
+          <w:rFonts w:ascii="Times New Roman" w:hAnsi="Times New Roman" w:cs="Times New Roman"/>
+        </w:rPr>
+        <w:t xml:space="preserve">:   </w:t>
+      </w:r>
+      <w:proofErr w:type="gramStart"/>
+      <w:r>
+        <w:rPr>
+          <w:rFonts w:ascii="Times New Roman" w:hAnsi="Times New Roman" w:cs="Times New Roman"/>
+        </w:rPr>
+        <w:t>torch.float</w:t>
+      </w:r>
+      <w:proofErr w:type="gramEnd"/>
+      <w:r>
+        <w:rPr>
+          <w:rFonts w:ascii="Times New Roman" w:hAnsi="Times New Roman" w:cs="Times New Roman"/>
+        </w:rPr>
+        <w:t>32</w:t>
+      </w:r>
+    </w:p>
+    <w:p>
+      <w:pPr>
+        <w:rPr>
+          <w:rFonts w:ascii="Times New Roman" w:hAnsi="Times New Roman" w:cs="Times New Roman"/>
+        </w:rPr>
+      </w:pPr>
+    </w:p>
+    <w:p>
+      <w:pPr>
+        <w:rPr>
+          <w:rFonts w:ascii="Times New Roman" w:hAnsi="Times New Roman" w:cs="Times New Roman"/>
+        </w:rPr>
+      </w:pPr>
+      <w:r>
+        <w:rPr>
+          <w:rFonts w:ascii="Times New Roman" w:hAnsi="Times New Roman" w:cs="Times New Roman"/>
+        </w:rPr>
+        <w:t>Total layers in cache: 12</w:t>
+      </w:r>
+    </w:p>
+    <w:p>
+      <w:pPr>
+        <w:rPr>
+          <w:rFonts w:ascii="Times New Roman" w:hAnsi="Times New Roman" w:cs="Times New Roman"/>
+        </w:rPr>
+      </w:pPr>
+      <w:r>
+        <w:rPr>
+          <w:rFonts w:ascii="Times New Roman" w:hAnsi="Times New Roman" w:cs="Times New Roman"/>
+        </w:rPr>
+        <w:t>All layers have the same K shape: True</w:t>
+      </w:r>
+    </w:p>
+    <w:p>
+      <w:pPr>
+        <w:rPr>
+          <w:rFonts w:ascii="Times New Roman" w:hAnsi="Times New Roman" w:cs="Times New Roman"/>
+        </w:rPr>
+      </w:pPr>
+    </w:p>
+    <w:p>
+      <w:pPr>
+        <w:rPr>
+          <w:rFonts w:ascii="Times New Roman" w:hAnsi="Times New Roman" w:cs="Times New Roman"/>
+        </w:rPr>
+      </w:pPr>
+      <w:r>
+        <w:rPr>
+          <w:rFonts w:ascii="Times New Roman" w:hAnsi="Times New Roman" w:cs="Times New Roman"/>
+        </w:rPr>
+        <w:t>Generate.py</w:t>
+      </w:r>
+    </w:p>
+    <w:p>
+      <w:pPr>
+        <w:rPr>
+          <w:rFonts w:ascii="Times New Roman" w:hAnsi="Times New Roman" w:cs="Times New Roman"/>
+        </w:rPr>
+      </w:pPr>
+      <w:r>
+        <w:rPr>
+          <w:rFonts w:ascii="Times New Roman" w:hAnsi="Times New Roman" w:cs="Times New Roman"/>
+        </w:rPr>
+        <w:t>Prompt: 'I have got a date at a quarter to eight; I'll see you at the gate, so don't be late.'  (25 tokens)</w:t>
+      </w:r>
+    </w:p>
+    <w:p>
+      <w:pPr>
+        <w:rPr>
+          <w:rFonts w:ascii="Times New Roman" w:hAnsi="Times New Roman" w:cs="Times New Roman"/>
+        </w:rPr>
+      </w:pPr>
+    </w:p>
+    <w:p>
+      <w:pPr>
+        <w:rPr>
+          <w:rFonts w:ascii="Times New Roman" w:hAnsi="Times New Roman" w:cs="Times New Roman"/>
+        </w:rPr>
+      </w:pPr>
+      <w:r>
+        <w:rPr>
+          <w:rFonts w:ascii="Times New Roman" w:hAnsi="Times New Roman" w:cs="Times New Roman"/>
+        </w:rPr>
+        <w:t>[</w:t>
+      </w:r>
+      <w:proofErr w:type="gramStart"/>
+      <w:r>
+        <w:rPr>
+          <w:rFonts w:ascii="Times New Roman" w:hAnsi="Times New Roman" w:cs="Times New Roman"/>
+        </w:rPr>
+        <w:t xml:space="preserve">PREFILL]  </w:t>
+      </w:r>
+      <w:proofErr w:type="spellStart"/>
+      <w:r>
+        <w:rPr>
+          <w:rFonts w:ascii="Times New Roman" w:hAnsi="Times New Roman" w:cs="Times New Roman"/>
+        </w:rPr>
+        <w:t>seq</w:t>
+      </w:r>
+      <w:proofErr w:type="gramEnd"/>
+      <w:r>
+        <w:rPr>
+          <w:rFonts w:ascii="Times New Roman" w:hAnsi="Times New Roman" w:cs="Times New Roman"/>
+        </w:rPr>
+        <w:t>_len</w:t>
+      </w:r>
+      <w:proofErr w:type="spellEnd"/>
+      <w:r>
+        <w:rPr>
+          <w:rFonts w:ascii="Times New Roman" w:hAnsi="Times New Roman" w:cs="Times New Roman"/>
+        </w:rPr>
+        <w:t>= 25   cache size=1,843,200 bytes</w:t>
+      </w:r>
+    </w:p>
+    <w:p>
+      <w:pPr>
+        <w:rPr>
+          <w:rFonts w:ascii="Times New Roman" w:hAnsi="Times New Roman" w:cs="Times New Roman"/>
+        </w:rPr>
+      </w:pPr>
+      <w:r>
+        <w:rPr>
+          <w:rFonts w:ascii="Times New Roman" w:hAnsi="Times New Roman" w:cs="Times New Roman"/>
+        </w:rPr>
+        <w:t xml:space="preserve">[DECODE  1] </w:t>
+      </w:r>
+      <w:proofErr w:type="spellStart"/>
+      <w:r>
+        <w:rPr>
+          <w:rFonts w:ascii="Times New Roman" w:hAnsi="Times New Roman" w:cs="Times New Roman"/>
+        </w:rPr>
+        <w:t>seq_len</w:t>
+      </w:r>
+      <w:proofErr w:type="spellEnd"/>
+      <w:r>
+        <w:rPr>
+          <w:rFonts w:ascii="Times New Roman" w:hAnsi="Times New Roman" w:cs="Times New Roman"/>
+        </w:rPr>
+        <w:t>= 26   cache size=1,916,928 bytes   token: '\n'</w:t>
+      </w:r>
+    </w:p>
+    <w:p>
+      <w:pPr>
+        <w:rPr>
+          <w:rFonts w:ascii="Times New Roman" w:hAnsi="Times New Roman" w:cs="Times New Roman"/>
+        </w:rPr>
+      </w:pPr>
+      <w:r>
+        <w:rPr>
+          <w:rFonts w:ascii="Times New Roman" w:hAnsi="Times New Roman" w:cs="Times New Roman"/>
+        </w:rPr>
+        <w:t xml:space="preserve">[DECODE  2] </w:t>
+      </w:r>
+      <w:proofErr w:type="spellStart"/>
+      <w:r>
+        <w:rPr>
+          <w:rFonts w:ascii="Times New Roman" w:hAnsi="Times New Roman" w:cs="Times New Roman"/>
+        </w:rPr>
+        <w:t>seq_len</w:t>
+      </w:r>
+      <w:proofErr w:type="spellEnd"/>
+      <w:r>
+        <w:rPr>
+          <w:rFonts w:ascii="Times New Roman" w:hAnsi="Times New Roman" w:cs="Times New Roman"/>
+        </w:rPr>
+        <w:t>= 27   cache size=1,990,656 bytes   token: '\n'</w:t>
+      </w:r>
+    </w:p>
+    <w:p>
+      <w:pPr>
+        <w:rPr>
+          <w:rFonts w:ascii="Times New Roman" w:hAnsi="Times New Roman" w:cs="Times New Roman"/>
+        </w:rPr>
+      </w:pPr>
+      <w:r>
+        <w:rPr>
+          <w:rFonts w:ascii="Times New Roman" w:hAnsi="Times New Roman" w:cs="Times New Roman"/>
+        </w:rPr>
+        <w:t xml:space="preserve">[DECODE  3] </w:t>
+      </w:r>
+      <w:proofErr w:type="spellStart"/>
+      <w:r>
+        <w:rPr>
+          <w:rFonts w:ascii="Times New Roman" w:hAnsi="Times New Roman" w:cs="Times New Roman"/>
+        </w:rPr>
+        <w:t>seq_len</w:t>
+      </w:r>
+      <w:proofErr w:type="spellEnd"/>
+      <w:r>
+        <w:rPr>
+          <w:rFonts w:ascii="Times New Roman" w:hAnsi="Times New Roman" w:cs="Times New Roman"/>
+        </w:rPr>
+        <w:t>= 28   cache size=2,064,384 bytes   token: 'I'</w:t>
+      </w:r>
+    </w:p>
+    <w:p>
+      <w:pPr>
+        <w:rPr>
+          <w:rFonts w:ascii="Times New Roman" w:hAnsi="Times New Roman" w:cs="Times New Roman"/>
+        </w:rPr>
+      </w:pPr>
+      <w:r>
+        <w:rPr>
+          <w:rFonts w:ascii="Times New Roman" w:hAnsi="Times New Roman" w:cs="Times New Roman"/>
+        </w:rPr>
+        <w:t xml:space="preserve">[DECODE  4] </w:t>
+      </w:r>
+      <w:proofErr w:type="spellStart"/>
+      <w:r>
+        <w:rPr>
+          <w:rFonts w:ascii="Times New Roman" w:hAnsi="Times New Roman" w:cs="Times New Roman"/>
+        </w:rPr>
+        <w:t>seq_len</w:t>
+      </w:r>
+      <w:proofErr w:type="spellEnd"/>
+      <w:r>
+        <w:rPr>
+          <w:rFonts w:ascii="Times New Roman" w:hAnsi="Times New Roman" w:cs="Times New Roman"/>
+        </w:rPr>
+        <w:t>= 29   cache size=2,138,112 bytes   token: "'m"</w:t>
+      </w:r>
+    </w:p>
+    <w:p>
+      <w:pPr>
+        <w:rPr>
+          <w:rFonts w:ascii="Times New Roman" w:hAnsi="Times New Roman" w:cs="Times New Roman"/>
+        </w:rPr>
+      </w:pPr>
+      <w:r>
+        <w:rPr>
+          <w:rFonts w:ascii="Times New Roman" w:hAnsi="Times New Roman" w:cs="Times New Roman"/>
+        </w:rPr>
+        <w:t xml:space="preserve">[DECODE  5] </w:t>
+      </w:r>
+      <w:proofErr w:type="spellStart"/>
+      <w:r>
+        <w:rPr>
+          <w:rFonts w:ascii="Times New Roman" w:hAnsi="Times New Roman" w:cs="Times New Roman"/>
+        </w:rPr>
+        <w:t>seq_len</w:t>
+      </w:r>
+      <w:proofErr w:type="spellEnd"/>
+      <w:r>
+        <w:rPr>
+          <w:rFonts w:ascii="Times New Roman" w:hAnsi="Times New Roman" w:cs="Times New Roman"/>
+        </w:rPr>
+        <w:t>= 30   cache size=2,211,840 bytes   token: ' going'</w:t>
+      </w:r>
+    </w:p>
+    <w:p>
+      <w:pPr>
+        <w:rPr>
+          <w:rFonts w:ascii="Times New Roman" w:hAnsi="Times New Roman" w:cs="Times New Roman"/>
+        </w:rPr>
+      </w:pPr>
+      <w:r>
+        <w:rPr>
+          <w:rFonts w:ascii="Times New Roman" w:hAnsi="Times New Roman" w:cs="Times New Roman"/>
+        </w:rPr>
+        <w:t xml:space="preserve">[DECODE  6] </w:t>
+      </w:r>
+      <w:proofErr w:type="spellStart"/>
+      <w:r>
+        <w:rPr>
+          <w:rFonts w:ascii="Times New Roman" w:hAnsi="Times New Roman" w:cs="Times New Roman"/>
+        </w:rPr>
+        <w:t>seq_len</w:t>
+      </w:r>
+      <w:proofErr w:type="spellEnd"/>
+      <w:r>
+        <w:rPr>
+          <w:rFonts w:ascii="Times New Roman" w:hAnsi="Times New Roman" w:cs="Times New Roman"/>
+        </w:rPr>
+        <w:t>= 31   cache size=2,285,568 bytes   token: ' to'</w:t>
+      </w:r>
+    </w:p>
+    <w:p>
+      <w:pPr>
+        <w:rPr>
+          <w:rFonts w:ascii="Times New Roman" w:hAnsi="Times New Roman" w:cs="Times New Roman"/>
+        </w:rPr>
+      </w:pPr>
+      <w:r>
+        <w:rPr>
+          <w:rFonts w:ascii="Times New Roman" w:hAnsi="Times New Roman" w:cs="Times New Roman"/>
+        </w:rPr>
+        <w:t xml:space="preserve">[DECODE  7] </w:t>
+      </w:r>
+      <w:proofErr w:type="spellStart"/>
+      <w:r>
+        <w:rPr>
+          <w:rFonts w:ascii="Times New Roman" w:hAnsi="Times New Roman" w:cs="Times New Roman"/>
+        </w:rPr>
+        <w:t>seq_len</w:t>
+      </w:r>
+      <w:proofErr w:type="spellEnd"/>
+      <w:r>
+        <w:rPr>
+          <w:rFonts w:ascii="Times New Roman" w:hAnsi="Times New Roman" w:cs="Times New Roman"/>
+        </w:rPr>
+        <w:t>= 32   cache size=2,359,296 bytes   token: ' be'</w:t>
+      </w:r>
+    </w:p>
+    <w:p>
+      <w:pPr>
+        <w:rPr>
+          <w:rFonts w:ascii="Times New Roman" w:hAnsi="Times New Roman" w:cs="Times New Roman"/>
+        </w:rPr>
+      </w:pPr>
+      <w:r>
+        <w:rPr>
+          <w:rFonts w:ascii="Times New Roman" w:hAnsi="Times New Roman" w:cs="Times New Roman"/>
+        </w:rPr>
+        <w:t xml:space="preserve">[DECODE  8] </w:t>
+      </w:r>
+      <w:proofErr w:type="spellStart"/>
+      <w:r>
+        <w:rPr>
+          <w:rFonts w:ascii="Times New Roman" w:hAnsi="Times New Roman" w:cs="Times New Roman"/>
+        </w:rPr>
+        <w:t>seq_len</w:t>
+      </w:r>
+      <w:proofErr w:type="spellEnd"/>
+      <w:r>
+        <w:rPr>
+          <w:rFonts w:ascii="Times New Roman" w:hAnsi="Times New Roman" w:cs="Times New Roman"/>
+        </w:rPr>
+        <w:t>= 33   cache size=2,433,024 bytes   token: ' late'</w:t>
+      </w:r>
+    </w:p>
+    <w:p>
+      <w:pPr>
+        <w:rPr>
+          <w:rFonts w:ascii="Times New Roman" w:hAnsi="Times New Roman" w:cs="Times New Roman"/>
+        </w:rPr>
+      </w:pPr>
+      <w:r>
+        <w:rPr>
+          <w:rFonts w:ascii="Times New Roman" w:hAnsi="Times New Roman" w:cs="Times New Roman"/>
+        </w:rPr>
+        <w:t xml:space="preserve">[DECODE  9] </w:t>
+      </w:r>
+      <w:proofErr w:type="spellStart"/>
+      <w:r>
+        <w:rPr>
+          <w:rFonts w:ascii="Times New Roman" w:hAnsi="Times New Roman" w:cs="Times New Roman"/>
+        </w:rPr>
+        <w:t>seq_len</w:t>
+      </w:r>
+      <w:proofErr w:type="spellEnd"/>
+      <w:r>
+        <w:rPr>
+          <w:rFonts w:ascii="Times New Roman" w:hAnsi="Times New Roman" w:cs="Times New Roman"/>
+        </w:rPr>
+        <w:t>= 34   cache size=2,506,752 bytes   token: '.'</w:t>
+      </w:r>
+    </w:p>
+    <w:p>
+      <w:pPr>
+        <w:rPr>
+          <w:rFonts w:ascii="Times New Roman" w:hAnsi="Times New Roman" w:cs="Times New Roman"/>
+        </w:rPr>
+      </w:pPr>
+      <w:r>
+        <w:rPr>
+          <w:rFonts w:ascii="Times New Roman" w:hAnsi="Times New Roman" w:cs="Times New Roman"/>
+        </w:rPr>
+        <w:t xml:space="preserve">[DECODE 10] </w:t>
+      </w:r>
+      <w:proofErr w:type="spellStart"/>
+      <w:r>
+        <w:rPr>
+          <w:rFonts w:ascii="Times New Roman" w:hAnsi="Times New Roman" w:cs="Times New Roman"/>
+        </w:rPr>
+        <w:t>seq_len</w:t>
+      </w:r>
+      <w:proofErr w:type="spellEnd"/>
+      <w:r>
+        <w:rPr>
+          <w:rFonts w:ascii="Times New Roman" w:hAnsi="Times New Roman" w:cs="Times New Roman"/>
+        </w:rPr>
+        <w:t>= 35   cache size=2,580,480 bytes   token: '\n'</w:t>
+      </w:r>
+    </w:p>
+    <w:p>
+      <w:pPr>
+        <w:rPr>
+          <w:rFonts w:ascii="Times New Roman" w:hAnsi="Times New Roman" w:cs="Times New Roman"/>
+        </w:rPr>
+      </w:pPr>
+    </w:p>
+    <w:p>
+      <w:pPr>
+        <w:rPr>
+          <w:rFonts w:ascii="Times New Roman" w:hAnsi="Times New Roman" w:cs="Times New Roman"/>
+        </w:rPr>
+      </w:pPr>
+      <w:r>
+        <w:rPr>
+          <w:rFonts w:ascii="Times New Roman" w:hAnsi="Times New Roman" w:cs="Times New Roman"/>
+        </w:rPr>
+        <w:t>Bytes added per decode step: 73,728</w:t>
+      </w:r>
+    </w:p>
+    <w:p>
+      <w:pPr>
+        <w:rPr>
+          <w:rFonts w:ascii="Times New Roman" w:hAnsi="Times New Roman" w:cs="Times New Roman"/>
+        </w:rPr>
+      </w:pPr>
+      <w:r>
+        <w:rPr>
+          <w:rFonts w:ascii="Times New Roman" w:hAnsi="Times New Roman" w:cs="Times New Roman"/>
+        </w:rPr>
+        <w:t>Confirmed: every decode step adds the same number of bytes.</w:t>
+      </w:r>
+    </w:p>
+    <w:p>
+      <w:pPr>
+        <w:rPr>
+          <w:rFonts w:ascii="Times New Roman" w:hAnsi="Times New Roman" w:cs="Times New Roman"/>
+        </w:rPr>
+      </w:pPr>
+    </w:p>
+    <w:p>
+      <w:pPr>
+        <w:pStyle w:val="ListParagraph"/>
+        <w:numPr>
+          <w:ilvl w:val="0"/>
+          <w:numId w:val="1"/>
+        </w:numPr>
+        <w:rPr>
+          <w:rFonts w:ascii="Times New Roman" w:hAnsi="Times New Roman" w:cs="Times New Roman"/>
+        </w:rPr>
+      </w:pPr>
+      <w:r>
+        <w:rPr>
+          <w:rFonts w:ascii="Times New Roman" w:hAnsi="Times New Roman" w:cs="Times New Roman"/>
+        </w:rPr>
+        <w:t>73728 * 25 = 1843200</w:t>
+      </w:r>
+    </w:p>
+    <w:p>
+      <w:pPr>
+        <w:rPr>
+          <w:rFonts w:ascii="Times New Roman" w:hAnsi="Times New Roman" w:cs="Times New Roman"/>
+        </w:rPr>
+      </w:pPr>
+    </w:p>
+    <w:p>
+      <w:pPr>
+        <w:rPr>
+          <w:rFonts w:ascii="Times New Roman" w:hAnsi="Times New Roman" w:cs="Times New Roman"/>
+        </w:rPr>
+      </w:pPr>
+      <w:r>
+        <w:rPr>
+          <w:rFonts w:ascii="Times New Roman" w:hAnsi="Times New Roman" w:cs="Times New Roman"/>
+        </w:rPr>
+        <w:t>Sweep_plot.py</w:t>
+      </w:r>
+    </w:p>
+    <w:p>
+      <w:pPr>
+        <w:spacing w:after="0" w:line="240" w:lineRule="auto"/>
+        <w:rPr>
+          <w:rFonts w:ascii="Courier New" w:eastAsia="Times New Roman" w:hAnsi="Courier New" w:cs="Courier New"/>
+          <w:kern w:val="0"/>
+          <w14:ligatures w14:val="none"/>
+        </w:rPr>
+      </w:pPr>
+      <w:proofErr w:type="spellStart"/>
+      <w:r>
+        <w:rPr>
+          <w:rFonts w:ascii="Courier New" w:eastAsia="Times New Roman" w:hAnsi="Courier New" w:cs="Courier New"/>
+          <w:kern w:val="0"/>
+          <w14:ligatures w14:val="none"/>
+        </w:rPr>
+        <w:t>seq_len</w:t>
+      </w:r>
+      <w:proofErr w:type="spellEnd"/>
+      <w:r>
+        <w:rPr>
+          <w:rFonts w:ascii="Courier New" w:eastAsia="Times New Roman" w:hAnsi="Courier New" w:cs="Courier New"/>
+          <w:kern w:val="0"/>
+          <w14:ligatures w14:val="none"/>
+        </w:rPr>
+        <w:t xml:space="preserve"> </w:t>
+      </w:r>
+      <w:proofErr w:type="gramStart"/>
+      <w:r>
+        <w:rPr>
+          <w:rFonts w:ascii="Courier New" w:eastAsia="Times New Roman" w:hAnsi="Courier New" w:cs="Courier New"/>
+          <w:kern w:val="0"/>
+          <w14:ligatures w14:val="none"/>
+        </w:rPr>
+        <w:t>|  measured</w:t>
+      </w:r>
+      <w:proofErr w:type="gramEnd"/>
+      <w:r>
+        <w:rPr>
+          <w:rFonts w:ascii="Courier New" w:eastAsia="Times New Roman" w:hAnsi="Courier New" w:cs="Courier New"/>
+          <w:kern w:val="0"/>
+          <w14:ligatures w14:val="none"/>
+        </w:rPr>
+        <w:t xml:space="preserve"> bytes </w:t>
+      </w:r>
+      <w:proofErr w:type="gramStart"/>
+      <w:r>
+        <w:rPr>
+          <w:rFonts w:ascii="Courier New" w:eastAsia="Times New Roman" w:hAnsi="Courier New" w:cs="Courier New"/>
+          <w:kern w:val="0"/>
+          <w14:ligatures w14:val="none"/>
+        </w:rPr>
+        <w:t>|  theoretical</w:t>
+      </w:r>
+      <w:proofErr w:type="gramEnd"/>
+      <w:r>
+        <w:rPr>
+          <w:rFonts w:ascii="Courier New" w:eastAsia="Times New Roman" w:hAnsi="Courier New" w:cs="Courier New"/>
+          <w:kern w:val="0"/>
+          <w14:ligatures w14:val="none"/>
+        </w:rPr>
+        <w:t xml:space="preserve"> bytes </w:t>
+      </w:r>
+      <w:proofErr w:type="gramStart"/>
+      <w:r>
+        <w:rPr>
+          <w:rFonts w:ascii="Courier New" w:eastAsia="Times New Roman" w:hAnsi="Courier New" w:cs="Courier New"/>
+          <w:kern w:val="0"/>
+          <w14:ligatures w14:val="none"/>
+        </w:rPr>
+        <w:t>|  match</w:t>
+      </w:r>
+      <w:proofErr w:type="gramEnd"/>
+    </w:p>
+    <w:p>
+      <w:pPr>
+        <w:spacing w:after="0" w:line="240" w:lineRule="auto"/>
+        <w:rPr>
+          <w:rFonts w:ascii="Courier New" w:eastAsia="Times New Roman" w:hAnsi="Courier New" w:cs="Courier New"/>
+          <w:kern w:val="0"/>
+          <w14:ligatures w14:val="none"/>
+        </w:rPr>
+      </w:pPr>
+      <w:r>
+        <w:rPr>
+          <w:rFonts w:ascii="Courier New" w:eastAsia="Times New Roman" w:hAnsi="Courier New" w:cs="Courier New"/>
+          <w:kern w:val="0"/>
+          <w14:ligatures w14:val="none"/>
+        </w:rPr>
+        <w:t>------------------------------------------------------------</w:t>
+      </w:r>
+    </w:p>
+    <w:p>
+      <w:pPr>
+        <w:spacing w:after="0" w:line="240" w:lineRule="auto"/>
+        <w:rPr>
+          <w:rFonts w:ascii="Courier New" w:eastAsia="Times New Roman" w:hAnsi="Courier New" w:cs="Courier New"/>
+          <w:kern w:val="0"/>
+          <w14:ligatures w14:val="none"/>
+        </w:rPr>
+      </w:pPr>
+      <w:r>
+        <w:rPr>
+          <w:rFonts w:ascii="Courier New" w:eastAsia="Times New Roman" w:hAnsi="Courier New" w:cs="Courier New"/>
+          <w:kern w:val="0"/>
+          <w14:ligatures w14:val="none"/>
+        </w:rPr>
+        <w:t xml:space="preserve">       8 |         589,824 |            589,824 |   True</w:t>
+      </w:r>
+    </w:p>
+    <w:p>
+      <w:pPr>
+        <w:spacing w:after="0" w:line="240" w:lineRule="auto"/>
+        <w:rPr>
+          <w:rFonts w:ascii="Courier New" w:eastAsia="Times New Roman" w:hAnsi="Courier New" w:cs="Courier New"/>
+          <w:kern w:val="0"/>
+          <w14:ligatures w14:val="none"/>
+        </w:rPr>
+      </w:pPr>
+      <w:r>
+        <w:rPr>
+          <w:rFonts w:ascii="Courier New" w:eastAsia="Times New Roman" w:hAnsi="Courier New" w:cs="Courier New"/>
+          <w:kern w:val="0"/>
+          <w14:ligatures w14:val="none"/>
+        </w:rPr>
+        <w:t xml:space="preserve">      16 |       1,179,648 |          1,179,648 |   True</w:t>
+      </w:r>
+    </w:p>
+    <w:p>
+      <w:pPr>
+        <w:spacing w:after="0" w:line="240" w:lineRule="auto"/>
+        <w:rPr>
+          <w:rFonts w:ascii="Courier New" w:eastAsia="Times New Roman" w:hAnsi="Courier New" w:cs="Courier New"/>
+          <w:kern w:val="0"/>
+          <w14:ligatures w14:val="none"/>
+        </w:rPr>
+      </w:pPr>
+      <w:r>
+        <w:rPr>
+          <w:rFonts w:ascii="Courier New" w:eastAsia="Times New Roman" w:hAnsi="Courier New" w:cs="Courier New"/>
+          <w:kern w:val="0"/>
+          <w14:ligatures w14:val="none"/>
+        </w:rPr>
+        <w:t xml:space="preserve">      32 |       2,359,296 |          2,359,296 |   True</w:t>
+      </w:r>
+    </w:p>
+    <w:p>
+      <w:pPr>
+        <w:spacing w:after="0" w:line="240" w:lineRule="auto"/>
+        <w:rPr>
+          <w:rFonts w:ascii="Courier New" w:eastAsia="Times New Roman" w:hAnsi="Courier New" w:cs="Courier New"/>
+          <w:kern w:val="0"/>
+          <w14:ligatures w14:val="none"/>
+        </w:rPr>
+      </w:pPr>
+      <w:r>
+        <w:rPr>
+          <w:rFonts w:ascii="Courier New" w:eastAsia="Times New Roman" w:hAnsi="Courier New" w:cs="Courier New"/>
+          <w:kern w:val="0"/>
+          <w14:ligatures w14:val="none"/>
+        </w:rPr>
+        <w:t xml:space="preserve">      64 |       4,718,592 |          4,718,592 |   True</w:t>
+      </w:r>
+    </w:p>
+    <w:p>
+      <w:pPr>
+        <w:spacing w:after="0" w:line="240" w:lineRule="auto"/>
+        <w:rPr>
+          <w:rFonts w:ascii="Courier New" w:eastAsia="Times New Roman" w:hAnsi="Courier New" w:cs="Courier New"/>
+          <w:kern w:val="0"/>
+          <w14:ligatures w14:val="none"/>
+        </w:rPr>
+      </w:pPr>
+      <w:r>
+        <w:rPr>
+          <w:rFonts w:ascii="Courier New" w:eastAsia="Times New Roman" w:hAnsi="Courier New" w:cs="Courier New"/>
+          <w:kern w:val="0"/>
+          <w14:ligatures w14:val="none"/>
+        </w:rPr>
+        <w:t xml:space="preserve">     128 |       9,437,184 |          9,437,184 |   True</w:t>
+      </w:r>
+    </w:p>
+    <w:p>
+      <w:pPr>
+        <w:spacing w:after="0" w:line="240" w:lineRule="auto"/>
+        <w:rPr>
+          <w:rFonts w:ascii="Courier New" w:eastAsia="Times New Roman" w:hAnsi="Courier New" w:cs="Courier New"/>
+          <w:kern w:val="0"/>
+          <w14:ligatures w14:val="none"/>
+        </w:rPr>
+      </w:pPr>
+      <w:r>
+        <w:rPr>
+          <w:rFonts w:ascii="Courier New" w:eastAsia="Times New Roman" w:hAnsi="Courier New" w:cs="Courier New"/>
+          <w:kern w:val="0"/>
+          <w14:ligatures w14:val="none"/>
+        </w:rPr>
+        <w:t xml:space="preserve">     256 |      18,874,368 |         18,874,368 |   True</w:t>
+      </w:r>
+    </w:p>
+    <w:p>
+      <w:pPr>
+        <w:spacing w:after="0" w:line="240" w:lineRule="auto"/>
+        <w:rPr>
+          <w:rFonts w:ascii="Courier New" w:eastAsia="Times New Roman" w:hAnsi="Courier New" w:cs="Courier New"/>
+          <w:kern w:val="0"/>
+          <w14:ligatures w14:val="none"/>
+        </w:rPr>
+      </w:pPr>
+      <w:r>
+        <w:rPr>
+          <w:rFonts w:ascii="Courier New" w:eastAsia="Times New Roman" w:hAnsi="Courier New" w:cs="Courier New"/>
+          <w:kern w:val="0"/>
+          <w14:ligatures w14:val="none"/>
+        </w:rPr>
+        <w:t xml:space="preserve">     512 |      37,748,736 |         37,748,736 |   True</w:t>
+      </w:r>
+    </w:p>
+    <w:p>
+      <w:pPr>
+        <w:spacing w:after="0" w:line="240" w:lineRule="auto"/>
+        <w:rPr>
+          <w:rFonts w:ascii="Courier New" w:eastAsia="Times New Roman" w:hAnsi="Courier New" w:cs="Courier New"/>
+          <w:kern w:val="0"/>
+          <w14:ligatures w14:val="none"/>
+        </w:rPr>
+      </w:pPr>
+    </w:p>
+    <w:p>
+      <w:pPr>
+        <w:spacing w:after="0" w:line="240" w:lineRule="auto"/>
+        <w:rPr>
+          <w:rFonts w:ascii="Courier New" w:eastAsia="Times New Roman" w:hAnsi="Courier New" w:cs="Courier New"/>
+          <w:kern w:val="0"/>
+          <w14:ligatures w14:val="none"/>
+        </w:rPr>
+      </w:pPr>
+      <w:r>
+        <w:rPr>
+          <w:rFonts w:ascii="Courier New" w:eastAsia="Times New Roman" w:hAnsi="Courier New" w:cs="Courier New"/>
+          <w:kern w:val="0"/>
+          <w14:ligatures w14:val="none"/>
+        </w:rPr>
+        <w:t>All measured values match theoretical formula exactly: True</w:t>
+      </w:r>
+    </w:p>
+    <w:p>
+      <w:pPr>
+        <w:spacing w:after="0" w:line="240" w:lineRule="auto"/>
+        <w:rPr>
+          <w:rFonts w:ascii="Courier New" w:eastAsia="Times New Roman" w:hAnsi="Courier New" w:cs="Courier New"/>
+          <w:kern w:val="0"/>
+          <w14:ligatures w14:val="none"/>
+        </w:rPr>
+      </w:pPr>
+      <w:r>
+        <w:rPr>
+          <w:rFonts w:ascii="Courier New" w:eastAsia="Times New Roman" w:hAnsi="Courier New" w:cs="Courier New"/>
+          <w:kern w:val="0"/>
+          <w14:ligatures w14:val="none"/>
+        </w:rPr>
+        <w:t xml:space="preserve">2026-09-09 19:48:14.930 </w:t>
+      </w:r>
+      <w:proofErr w:type="gramStart"/>
+      <w:r>
+        <w:rPr>
+          <w:rFonts w:ascii="Courier New" w:eastAsia="Times New Roman" w:hAnsi="Courier New" w:cs="Courier New"/>
+          <w:kern w:val="0"/>
+          <w14:ligatures w14:val="none"/>
+        </w:rPr>
+        <w:t>Python[</w:t>
+      </w:r>
+      <w:proofErr w:type="gramEnd"/>
+      <w:r>
+        <w:rPr>
+          <w:rFonts w:ascii="Courier New" w:eastAsia="Times New Roman" w:hAnsi="Courier New" w:cs="Courier New"/>
+          <w:kern w:val="0"/>
+          <w14:ligatures w14:val="none"/>
+        </w:rPr>
+        <w:t xml:space="preserve">53699:12279952] </w:t>
+      </w:r>
+      <w:proofErr w:type="spellStart"/>
+      <w:r>
+        <w:rPr>
+          <w:rFonts w:ascii="Courier New" w:eastAsia="Times New Roman" w:hAnsi="Courier New" w:cs="Courier New"/>
+          <w:kern w:val="0"/>
+          <w14:ligatures w14:val="none"/>
+        </w:rPr>
+        <w:t>ApplePersistenceIgnoreState</w:t>
+      </w:r>
+      <w:proofErr w:type="spellEnd"/>
+      <w:r>
+        <w:rPr>
+          <w:rFonts w:ascii="Courier New" w:eastAsia="Times New Roman" w:hAnsi="Courier New" w:cs="Courier New"/>
+          <w:kern w:val="0"/>
+          <w14:ligatures w14:val="none"/>
+        </w:rPr>
+        <w:t xml:space="preserve">: Existing state will not be touched. New state will be written to </w:t>
+      </w:r>
+      <w:r>
+        <w:rPr>
+          <w:rFonts w:ascii="Courier New" w:eastAsia="Times New Roman" w:hAnsi="Courier New" w:cs="Courier New"/>
+          <w:kern w:val="0"/>
+          <w14:ligatures w14:val="none"/>
+        </w:rPr>
+        <w:lastRenderedPageBreak/>
+        <w:t>/var/folders/3d/rwrvy7k96g372pltqg_bd9l80000gn/T/org.python.python.savedState</w:t>
+      </w:r>
+    </w:p>
+    <w:p>
+      <w:pPr>
+        <w:spacing w:after="0" w:line="240" w:lineRule="auto"/>
+        <w:rPr>
+          <w:rFonts w:ascii="Courier New" w:eastAsia="Times New Roman" w:hAnsi="Courier New" w:cs="Courier New"/>
+          <w:kern w:val="0"/>
+          <w14:ligatures w14:val="none"/>
+        </w:rPr>
+      </w:pPr>
+      <w:r>
+        <w:rPr>
+          <w:rFonts w:ascii="Courier New" w:eastAsia="Times New Roman" w:hAnsi="Courier New" w:cs="Courier New"/>
+          <w:kern w:val="0"/>
+          <w14:ligatures w14:val="none"/>
+        </w:rPr>
+        <w:t>Saved kv_cache_size_vs_length_gpt2.png</w:t>
+      </w:r>
+    </w:p>
+    <w:p>
+      <w:pPr>
+        <w:rPr>
+          <w:rFonts w:ascii="Times New Roman" w:hAnsi="Times New Roman" w:cs="Times New Roman"/>
+        </w:rPr>
+      </w:pPr>
+      <w:r>
+        <w:rPr>
+          <w:rFonts w:ascii="Times New Roman" w:hAnsi="Times New Roman" w:cs="Times New Roman" w:hint="cs"/>
+          <w:noProof/>
+        </w:rPr>
+        <w:drawing>
+          <wp:inline distT="0" distB="0" distL="0" distR="0" wp14:anchorId="1B359748" wp14:editId="0969272C">
+            <wp:extent cx="5943600" cy="4076065"/>
+            <wp:effectExtent l="0" t="0" r="0" b="635"/>
+            <wp:docPr id="1267251573" name="Picture 1"/>
+            <wp:cNvGraphicFramePr>
+              <a:graphicFrameLocks xmlns:a="http://schemas.openxmlformats.org/drawingml/2006/main" noChangeAspect="1"/>
+            </wp:cNvGraphicFramePr>
+            <a:graphic xmlns:a="http://schemas.openxmlformats.org/drawingml/2006/main">
+              <a:graphicData uri="http://schemas.openxmlformats.org/drawingml/2006/picture">
+                <pic:pic xmlns:pic="http://schemas.openxmlformats.org/drawingml/2006/picture">
+                  <pic:nvPicPr>
+                    <pic:cNvPr id="1267251573" name="Picture 1267251573"/>
+                    <pic:cNvPicPr/>
+                  </pic:nvPicPr>
+                  <pic:blipFill>
+                    <a:blip r:embed="rId5">
+                      <a:extLst>
+                        <a:ext uri="{28A0092B-C50C-407E-A947-70E740481C1C}">
+                          <a14:useLocalDpi xmlns:a14="http://schemas.microsoft.com/office/drawing/2010/main" val="0"/>
+                        </a:ext>
+                      </a:extLst>
+                    </a:blip>
+                    <a:stretch>
+                      <a:fillRect/>
+                    </a:stretch>
+                  </pic:blipFill>
+                  <pic:spPr>
+                    <a:xfrm>
+                      <a:off x="0" y="0"/>
+                      <a:ext cx="5943600" cy="4076065"/>
+                    </a:xfrm>
+                    <a:prstGeom prst="rect">
+                      <a:avLst/>
+                    </a:prstGeom>
+                  </pic:spPr>
+                </pic:pic>
+              </a:graphicData>
+            </a:graphic>
+          </wp:inline>
+        </w:drawing>
+      </w:r>
+    </w:p>
+    <w:p>
+      <w:pPr>
+        <w:rPr>
+          <w:rFonts w:ascii="Times New Roman" w:hAnsi="Times New Roman" w:cs="Times New Roman" w:hint="cs"/>
+        </w:rPr>
+      </w:pPr>
+    </w:p>
     <w:sectPr>
       <w:pgSz w:w="12240" w:h="15840"/>
       <w:pgMar w:top="1440" w:right="1440" w:bottom="1440" w:left="1440" w:header="709" w:footer="709" w:gutter="0"/>
@@ -11,6 +1585,127 @@
     </w:sectPr>
   </w:body>
 </w:document>
+</file>
+
+<file path=word/numbering.xml><?xml version="1.0" encoding="utf-8"?>
+<w:numbering xmlns:wpc="http://schemas.microsoft.com/office/word/2010/wordprocessingCanvas" xmlns:cx="http://schemas.microsoft.com/office/drawing/2014/chartex" xmlns:cx1="http://schemas.microsoft.com/office/drawing/2015/9/8/chartex" xmlns:cx2="http://schemas.microsoft.com/office/drawing/2015/10/21/chartex" xmlns:cx3="http://schemas.microsoft.com/office/drawing/2016/5/9/chartex" xmlns:cx4="http://schemas.microsoft.com/office/drawing/2016/5/10/chartex" xmlns:cx5="http://schemas.microsoft.com/office/drawing/2016/5/11/chartex" xmlns:cx6="http://schemas.microsoft.com/office/drawing/2016/5/12/chartex" xmlns:cx7="http://schemas.microsoft.com/office/drawing/2016/5/13/chartex" xmlns:cx8="http://schemas.microsoft.com/office/drawing/2016/5/14/chartex" xmlns:mc="http://schemas.openxmlformats.org/markup-compatibility/2006" xmlns:m="http://schemas.openxmlformats.org/officeDocument/2006/math" xmlns:aink="http://schemas.microsoft.com/office/drawing/2016/ink" xmlns:am3d="http://schemas.microsoft.com/office/drawing/2017/model3d" xmlns:oel="http://schemas.microsoft.com/office/2019/extlst" xmlns:r="http://schemas.openxmlformats.org/officeDocument/2006/relationships" xmlns:wp14="http://schemas.microsoft.com/office/word/2010/wordprocessingDrawing" xmlns:wp="http://schemas.openxmlformats.org/drawingml/2006/wordprocessingDrawing" xmlns:wpg="http://schemas.microsoft.com/office/word/2010/wordprocessingGroup" xmlns:wpi="http://schemas.microsoft.com/office/word/2010/wordprocessingInk" xmlns:wps="http://schemas.microsoft.com/office/word/2010/wordprocessingShape" xmlns:o="urn:schemas-microsoft-com:office:office" xmlns:v="urn:schemas-microsoft-com:vml" xmlns:w10="urn:schemas-microsoft-com:office:word" xmlns:w="http://schemas.openxmlformats.org/wordprocessingml/2006/main" xmlns:w14="http://schemas.microsoft.com/office/word/2010/wordml" xmlns:w15="http://schemas.microsoft.com/office/word/2012/wordml" xmlns:w16cex="http://schemas.microsoft.com/office/word/2018/wordml/cex" xmlns:w16cid="http://schemas.microsoft.com/office/word/2016/wordml/cid" xmlns:w16="http://schemas.microsoft.com/office/word/2018/wordml" xmlns:w16sdtdh="http://schemas.microsoft.com/office/word/2020/wordml/sdtdatahash" xmlns:w16sdtfl="http://schemas.microsoft.com/office/word/2024/wordml/sdtformatlock" xmlns:w16se="http://schemas.microsoft.com/office/word/2015/wordml/symex" xmlns:w16du="http://schemas.microsoft.com/office/word/2023/wordml/word16du" xmlns:wne="http://schemas.microsoft.com/office/word/2006/wordml" mc:Ignorable="w14 w15 w16se w16cid w16 w16cex w16sdtdh w16sdtfl w16du wp14">
+  <w:abstractNum w:abstractNumId="0" w15:restartNumberingAfterBreak="0">
+    <w:nsid w:val="6FC51B8B"/>
+    <w:multiLevelType w:val="hybridMultilevel"/>
+    <w:tmpl w:val="09068E80"/>
+    <w:lvl w:ilvl="0" w:tplc="F318A2CC">
+      <w:start w:val="2"/>
+      <w:numFmt w:val="bullet"/>
+      <w:lvlText w:val=""/>
+      <w:lvlJc w:val="left"/>
+      <w:pPr>
+        <w:ind w:left="720" w:hanging="360"/>
+      </w:pPr>
+      <w:rPr>
+        <w:rFonts w:ascii="Wingdings" w:eastAsiaTheme="minorHAnsi" w:hAnsi="Wingdings" w:cs="Times New Roman" w:hint="default"/>
+      </w:rPr>
+    </w:lvl>
+    <w:lvl w:ilvl="1" w:tplc="04090003" w:tentative="1">
+      <w:start w:val="1"/>
+      <w:numFmt w:val="bullet"/>
+      <w:lvlText w:val="o"/>
+      <w:lvlJc w:val="left"/>
+      <w:pPr>
+        <w:ind w:left="1440" w:hanging="360"/>
+      </w:pPr>
+      <w:rPr>
+        <w:rFonts w:ascii="Courier New" w:hAnsi="Courier New" w:cs="Courier New" w:hint="default"/>
+      </w:rPr>
+    </w:lvl>
+    <w:lvl w:ilvl="2" w:tplc="04090005" w:tentative="1">
+      <w:start w:val="1"/>
+      <w:numFmt w:val="bullet"/>
+      <w:lvlText w:val=""/>
+      <w:lvlJc w:val="left"/>
+      <w:pPr>
+        <w:ind w:left="2160" w:hanging="360"/>
+      </w:pPr>
+      <w:rPr>
+        <w:rFonts w:ascii="Wingdings" w:hAnsi="Wingdings" w:hint="default"/>
+      </w:rPr>
+    </w:lvl>
+    <w:lvl w:ilvl="3" w:tplc="04090001" w:tentative="1">
+      <w:start w:val="1"/>
+      <w:numFmt w:val="bullet"/>
+      <w:lvlText w:val=""/>
+      <w:lvlJc w:val="left"/>
+      <w:pPr>
+        <w:ind w:left="2880" w:hanging="360"/>
+      </w:pPr>
+      <w:rPr>
+        <w:rFonts w:ascii="Symbol" w:hAnsi="Symbol" w:hint="default"/>
+      </w:rPr>
+    </w:lvl>
+    <w:lvl w:ilvl="4" w:tplc="04090003" w:tentative="1">
+      <w:start w:val="1"/>
+      <w:numFmt w:val="bullet"/>
+      <w:lvlText w:val="o"/>
+      <w:lvlJc w:val="left"/>
+      <w:pPr>
+        <w:ind w:left="3600" w:hanging="360"/>
+      </w:pPr>
+      <w:rPr>
+        <w:rFonts w:ascii="Courier New" w:hAnsi="Courier New" w:cs="Courier New" w:hint="default"/>
+      </w:rPr>
+    </w:lvl>
+    <w:lvl w:ilvl="5" w:tplc="04090005" w:tentative="1">
+      <w:start w:val="1"/>
+      <w:numFmt w:val="bullet"/>
+      <w:lvlText w:val=""/>
+      <w:lvlJc w:val="left"/>
+      <w:pPr>
+        <w:ind w:left="4320" w:hanging="360"/>
+      </w:pPr>
+      <w:rPr>
+        <w:rFonts w:ascii="Wingdings" w:hAnsi="Wingdings" w:hint="default"/>
+      </w:rPr>
+    </w:lvl>
+    <w:lvl w:ilvl="6" w:tplc="04090001" w:tentative="1">
+      <w:start w:val="1"/>
+      <w:numFmt w:val="bullet"/>
+      <w:lvlText w:val=""/>
+      <w:lvlJc w:val="left"/>
+      <w:pPr>
+        <w:ind w:left="5040" w:hanging="360"/>
+      </w:pPr>
+      <w:rPr>
+        <w:rFonts w:ascii="Symbol" w:hAnsi="Symbol" w:hint="default"/>
+      </w:rPr>
+    </w:lvl>
+    <w:lvl w:ilvl="7" w:tplc="04090003" w:tentative="1">
+      <w:start w:val="1"/>
+      <w:numFmt w:val="bullet"/>
+      <w:lvlText w:val="o"/>
+      <w:lvlJc w:val="left"/>
+      <w:pPr>
+        <w:ind w:left="5760" w:hanging="360"/>
+      </w:pPr>
+      <w:rPr>
+        <w:rFonts w:ascii="Courier New" w:hAnsi="Courier New" w:cs="Courier New" w:hint="default"/>
+      </w:rPr>
+    </w:lvl>
+    <w:lvl w:ilvl="8" w:tplc="04090005" w:tentative="1">
+      <w:start w:val="1"/>
+      <w:numFmt w:val="bullet"/>
+      <w:lvlText w:val=""/>
+      <w:lvlJc w:val="left"/>
+      <w:pPr>
+        <w:ind w:left="6480" w:hanging="360"/>
+      </w:pPr>
+      <w:rPr>
+        <w:rFonts w:ascii="Wingdings" w:hAnsi="Wingdings" w:hint="default"/>
+      </w:rPr>
+    </w:lvl>
+  </w:abstractNum>
+  <w:num w:numId="1" w16cid:durableId="1434400864">
+    <w:abstractNumId w:val="0"/>
+  </w:num>
+</w:numbering>
 </file>
 
 <file path=word/styles.xml><?xml version="1.0" encoding="utf-8"?>
